--- a/nep/docx/003.content.docx
+++ b/nep/docx/003.content.docx
@@ -150,26 +150,6 @@
           <w:lang w:val="ne_NP" w:bidi="ne_NP"/>
         </w:rPr>
         <w:t>व</w:t>
-      </w:r>
-      <w:r>
-        <w:rPr>
-          <w:lang w:val="ne_NP" w:bidi="ne_NP"/>
-        </w:rPr>
-      </w:r>
-    </w:p>
-    <w:p>
-      <w:pPr/>
-      <w:r>
-        <w:rPr>
-          <w:lang w:val="ne_NP" w:bidi="ne_NP"/>
-        </w:rPr>
-      </w:r>
-      <w:r>
-        <w:rPr>
-          <w:i/>
-          <w:lang w:val="ne_NP" w:bidi="ne_NP"/>
-        </w:rPr>
-        <w:t>व्यभिचार</w:t>
       </w:r>
       <w:r>
         <w:rPr>

--- a/nep/docx/003.content.docx
+++ b/nep/docx/003.content.docx
@@ -19,7 +19,7 @@
         <w:rPr>
           <w:lang w:val="ne_NP" w:bidi="ne_NP"/>
         </w:rPr>
-        <w:t>Resource: Bible Dictionary (Tyndale)</w:t>
+        <w:t>Resource: Tyndale Open Bible Dictionary</w:t>
       </w:r>
       <w:r>
         <w:rPr>
@@ -112,7 +112,7 @@
         <w:rPr>
           <w:lang w:val="ne_NP" w:bidi="ne_NP"/>
         </w:rPr>
-        <w:t>Bible Dictionary (Tyndale)</w:t>
+        <w:t>Tyndale Open Bible Dictionary</w:t>
       </w:r>
     </w:p>
     <w:p>

--- a/nep/docx/003.content.docx
+++ b/nep/docx/003.content.docx
@@ -19,7 +19,7 @@
         <w:rPr>
           <w:lang w:val="ne_NP" w:bidi="ne_NP"/>
         </w:rPr>
-        <w:t>Resource: Tyndale Open Bible Dictionary</w:t>
+        <w:t>Resource: Aquifer Open Bible Dictionary</w:t>
       </w:r>
       <w:r>
         <w:rPr>
@@ -112,7 +112,7 @@
         <w:rPr>
           <w:lang w:val="ne_NP" w:bidi="ne_NP"/>
         </w:rPr>
-        <w:t>Tyndale Open Bible Dictionary</w:t>
+        <w:t>Aquifer Open Bible Dictionary</w:t>
       </w:r>
     </w:p>
     <w:p>

--- a/nep/docx/003.content.docx
+++ b/nep/docx/003.content.docx
@@ -247,18 +247,12 @@
         </w:rPr>
         <w:t>पुरानो नियमको समयमा, धेरै श्रीमतीहरू हुनु व्यभिचार मानिँदैनथ्यो (</w:t>
       </w:r>
-      <w:hyperlink r:id="rId13">
-        <w:r>
-          <w:rPr>
-            <w:lang w:val="ne_NP" w:bidi="ne_NP"/>
-          </w:rPr>
-          <w:rPr>
-            <w:color w:val="0000EE"/>
-            <w:u w:val="single"/>
-          </w:rPr>
-          <w:t>व्यवस्था २१:१५</w:t>
-        </w:r>
-      </w:hyperlink>
+      <w:r>
+        <w:rPr>
+          <w:lang w:val="ne_NP" w:bidi="ne_NP"/>
+        </w:rPr>
+        <w:t>व्यवस्था २१:१५</w:t>
+      </w:r>
       <w:r>
         <w:rPr>
           <w:lang w:val="ne_NP" w:bidi="ne_NP"/>
@@ -277,36 +271,24 @@
         </w:rPr>
         <w:t>सँग यौन सम्बन्ध राखे भने पनि यो व्यभिचार मानिँदैनथ्यो (</w:t>
       </w:r>
-      <w:hyperlink r:id="rId14">
-        <w:r>
-          <w:rPr>
-            <w:lang w:val="ne_NP" w:bidi="ne_NP"/>
-          </w:rPr>
-          <w:rPr>
-            <w:color w:val="0000EE"/>
-            <w:u w:val="single"/>
-          </w:rPr>
-          <w:t>उत्पत्ति १६:१–४</w:t>
-        </w:r>
-      </w:hyperlink>
+      <w:r>
+        <w:rPr>
+          <w:lang w:val="ne_NP" w:bidi="ne_NP"/>
+        </w:rPr>
+        <w:t>उत्पत्ति १६:१–४</w:t>
+      </w:r>
       <w:r>
         <w:rPr>
           <w:lang w:val="ne_NP" w:bidi="ne_NP"/>
         </w:rPr>
         <w:t xml:space="preserve">; </w:t>
       </w:r>
-      <w:hyperlink r:id="rId15">
-        <w:r>
-          <w:rPr>
-            <w:lang w:val="ne_NP" w:bidi="ne_NP"/>
-          </w:rPr>
-          <w:rPr>
-            <w:color w:val="0000EE"/>
-            <w:u w:val="single"/>
-          </w:rPr>
-          <w:t>३०:१–५</w:t>
-        </w:r>
-      </w:hyperlink>
+      <w:r>
+        <w:rPr>
+          <w:lang w:val="ne_NP" w:bidi="ne_NP"/>
+        </w:rPr>
+        <w:t>३०:१–५</w:t>
+      </w:r>
       <w:r>
         <w:rPr>
           <w:lang w:val="ne_NP" w:bidi="ne_NP"/>
@@ -327,54 +309,36 @@
         </w:rPr>
         <w:t>सम्बन्ध विच्छेद र पुनर्विवाहको शिक्षामा येशूले पुरुष र महिला बीचको यी असन्तुलनहरूलाई अस्वीकार गर्नुभयो। उहाँले व्यभिचारको अवस्थामा मात्र सम्बन्ध विच्छेदको अनुमति दिनुभयो (</w:t>
       </w:r>
-      <w:hyperlink r:id="rId16">
-        <w:r>
-          <w:rPr>
-            <w:lang w:val="ne_NP" w:bidi="ne_NP"/>
-          </w:rPr>
-          <w:rPr>
-            <w:color w:val="0000EE"/>
-            <w:u w:val="single"/>
-          </w:rPr>
-          <w:t>मत्ती ५:३२</w:t>
-        </w:r>
-      </w:hyperlink>
+      <w:r>
+        <w:rPr>
+          <w:lang w:val="ne_NP" w:bidi="ne_NP"/>
+        </w:rPr>
+        <w:t>मत्ती ५:३२</w:t>
+      </w:r>
       <w:r>
         <w:rPr>
           <w:lang w:val="ne_NP" w:bidi="ne_NP"/>
         </w:rPr>
         <w:t xml:space="preserve">; </w:t>
       </w:r>
-      <w:hyperlink r:id="rId17">
-        <w:r>
-          <w:rPr>
-            <w:lang w:val="ne_NP" w:bidi="ne_NP"/>
-          </w:rPr>
-          <w:rPr>
-            <w:color w:val="0000EE"/>
-            <w:u w:val="single"/>
-          </w:rPr>
-          <w:t>१९:९</w:t>
-        </w:r>
-      </w:hyperlink>
+      <w:r>
+        <w:rPr>
+          <w:lang w:val="ne_NP" w:bidi="ne_NP"/>
+        </w:rPr>
+        <w:t>१९:९</w:t>
+      </w:r>
       <w:r>
         <w:rPr>
           <w:lang w:val="ne_NP" w:bidi="ne_NP"/>
         </w:rPr>
         <w:t>)। यद्यपि, येशूले चेतावनी दिनुभयो कि अन्य सबै अवस्थामा, सम्बन्ध विच्छेद पछि पुनर्विवाह व्यभिचार हो। पावलले थपे कि यो केवल तब मात्र लागू हुन्छ जब मूल पार्टनर अझै जीवित छ (</w:t>
       </w:r>
-      <w:hyperlink r:id="rId18">
-        <w:r>
-          <w:rPr>
-            <w:lang w:val="ne_NP" w:bidi="ne_NP"/>
-          </w:rPr>
-          <w:rPr>
-            <w:color w:val="0000EE"/>
-            <w:u w:val="single"/>
-          </w:rPr>
-          <w:t>रोमी ७:२–३</w:t>
-        </w:r>
-      </w:hyperlink>
+      <w:r>
+        <w:rPr>
+          <w:lang w:val="ne_NP" w:bidi="ne_NP"/>
+        </w:rPr>
+        <w:t>रोमी ७:२–३</w:t>
+      </w:r>
       <w:r>
         <w:rPr>
           <w:lang w:val="ne_NP" w:bidi="ne_NP"/>
@@ -402,36 +366,24 @@
         </w:rPr>
         <w:t>कुनै पनि मानिस जसले कामुकतापूर्वक (प्रलोभनमा परेर) सोच्दछ, उसले आफ्नो मनमा व्यभिचार गरेको हुन्छ, शारीरिक सम्पर्क बिना नै (</w:t>
       </w:r>
-      <w:hyperlink r:id="rId19">
-        <w:r>
-          <w:rPr>
-            <w:lang w:val="ne_NP" w:bidi="ne_NP"/>
-          </w:rPr>
-          <w:rPr>
-            <w:color w:val="0000EE"/>
-            <w:u w:val="single"/>
-          </w:rPr>
-          <w:t>मत्ती ५:२७–२८</w:t>
-        </w:r>
-      </w:hyperlink>
+      <w:r>
+        <w:rPr>
+          <w:lang w:val="ne_NP" w:bidi="ne_NP"/>
+        </w:rPr>
+        <w:t>मत्ती ५:२७–२८</w:t>
+      </w:r>
       <w:r>
         <w:rPr>
           <w:lang w:val="ne_NP" w:bidi="ne_NP"/>
         </w:rPr>
         <w:t xml:space="preserve">; तुलना गर्नुहोस् </w:t>
       </w:r>
-      <w:hyperlink r:id="rId20">
-        <w:r>
-          <w:rPr>
-            <w:lang w:val="ne_NP" w:bidi="ne_NP"/>
-          </w:rPr>
-          <w:rPr>
-            <w:color w:val="0000EE"/>
-            <w:u w:val="single"/>
-          </w:rPr>
-          <w:t>अय्यूब ३१:१, ९</w:t>
-        </w:r>
-      </w:hyperlink>
+      <w:r>
+        <w:rPr>
+          <w:lang w:val="ne_NP" w:bidi="ne_NP"/>
+        </w:rPr>
+        <w:t>अय्यूब ३१:१, ९</w:t>
+      </w:r>
       <w:r>
         <w:rPr>
           <w:lang w:val="ne_NP" w:bidi="ne_NP"/>
@@ -476,36 +428,24 @@
         </w:rPr>
         <w:t>प्रस्थान</w:t>
       </w:r>
-      <w:hyperlink r:id="rId21">
-        <w:r>
-          <w:rPr>
-            <w:lang w:val="ne_NP" w:bidi="ne_NP"/>
-          </w:rPr>
-          <w:rPr>
-            <w:color w:val="0000EE"/>
-            <w:u w:val="single"/>
-          </w:rPr>
-          <w:t xml:space="preserve"> २०:१४</w:t>
-        </w:r>
-      </w:hyperlink>
+      <w:r>
+        <w:rPr>
+          <w:lang w:val="ne_NP" w:bidi="ne_NP"/>
+        </w:rPr>
+        <w:t xml:space="preserve"> २०:१४</w:t>
+      </w:r>
       <w:r>
         <w:rPr>
           <w:lang w:val="ne_NP" w:bidi="ne_NP"/>
         </w:rPr>
         <w:t xml:space="preserve">; </w:t>
       </w:r>
-      <w:hyperlink r:id="rId22">
-        <w:r>
-          <w:rPr>
-            <w:lang w:val="ne_NP" w:bidi="ne_NP"/>
-          </w:rPr>
-          <w:rPr>
-            <w:color w:val="0000EE"/>
-            <w:u w:val="single"/>
-          </w:rPr>
-          <w:t>व्यवस्था ५:१८</w:t>
-        </w:r>
-      </w:hyperlink>
+      <w:r>
+        <w:rPr>
+          <w:lang w:val="ne_NP" w:bidi="ne_NP"/>
+        </w:rPr>
+        <w:t>व्यवस्था ५:१८</w:t>
+      </w:r>
       <w:r>
         <w:rPr>
           <w:lang w:val="ne_NP" w:bidi="ne_NP"/>
@@ -530,18 +470,12 @@
         </w:rPr>
         <w:t>अगमवक्ताहरू भन्छन् कि व्यभिचारले परमेश्वरलाई क्रोधित बनाउँछ (</w:t>
       </w:r>
-      <w:hyperlink r:id="rId23">
-        <w:r>
-          <w:rPr>
-            <w:lang w:val="ne_NP" w:bidi="ne_NP"/>
-          </w:rPr>
-          <w:rPr>
-            <w:color w:val="0000EE"/>
-            <w:u w:val="single"/>
-          </w:rPr>
-          <w:t>यर्मिया २३:११–१४</w:t>
-        </w:r>
-      </w:hyperlink>
+      <w:r>
+        <w:rPr>
+          <w:lang w:val="ne_NP" w:bidi="ne_NP"/>
+        </w:rPr>
+        <w:t>यर्मिया २३:११–१४</w:t>
+      </w:r>
       <w:r>
         <w:rPr>
           <w:lang w:val="ne_NP" w:bidi="ne_NP"/>
@@ -554,36 +488,24 @@
         </w:rPr>
         <w:t>इजकिएल</w:t>
       </w:r>
-      <w:hyperlink r:id="rId24">
-        <w:r>
-          <w:rPr>
-            <w:lang w:val="ne_NP" w:bidi="ne_NP"/>
-          </w:rPr>
-          <w:rPr>
-            <w:color w:val="0000EE"/>
-            <w:u w:val="single"/>
-          </w:rPr>
-          <w:t xml:space="preserve"> २२:११</w:t>
-        </w:r>
-      </w:hyperlink>
+      <w:r>
+        <w:rPr>
+          <w:lang w:val="ne_NP" w:bidi="ne_NP"/>
+        </w:rPr>
+        <w:t xml:space="preserve"> २२:११</w:t>
+      </w:r>
       <w:r>
         <w:rPr>
           <w:lang w:val="ne_NP" w:bidi="ne_NP"/>
         </w:rPr>
         <w:t xml:space="preserve">; </w:t>
       </w:r>
-      <w:hyperlink r:id="rId25">
-        <w:r>
-          <w:rPr>
-            <w:lang w:val="ne_NP" w:bidi="ne_NP"/>
-          </w:rPr>
-          <w:rPr>
-            <w:color w:val="0000EE"/>
-            <w:u w:val="single"/>
-          </w:rPr>
-          <w:t>मलाकी ३:५</w:t>
-        </w:r>
-      </w:hyperlink>
+      <w:r>
+        <w:rPr>
+          <w:lang w:val="ne_NP" w:bidi="ne_NP"/>
+        </w:rPr>
+        <w:t>मलाकी ३:५</w:t>
+      </w:r>
       <w:r>
         <w:rPr>
           <w:lang w:val="ne_NP" w:bidi="ne_NP"/>
@@ -608,36 +530,24 @@
         </w:rPr>
         <w:t>हितोपदेशले व्यभिचारलाई आत्म-विनाशकारीको रूपमा वर्णन गर्दछ (</w:t>
       </w:r>
-      <w:hyperlink r:id="rId26">
-        <w:r>
-          <w:rPr>
-            <w:lang w:val="ne_NP" w:bidi="ne_NP"/>
-          </w:rPr>
-          <w:rPr>
-            <w:color w:val="0000EE"/>
-            <w:u w:val="single"/>
-          </w:rPr>
-          <w:t>हितोपदेश ६:२३–३५</w:t>
-        </w:r>
-      </w:hyperlink>
+      <w:r>
+        <w:rPr>
+          <w:lang w:val="ne_NP" w:bidi="ne_NP"/>
+        </w:rPr>
+        <w:t>हितोपदेश ६:२३–३५</w:t>
+      </w:r>
       <w:r>
         <w:rPr>
           <w:lang w:val="ne_NP" w:bidi="ne_NP"/>
         </w:rPr>
         <w:t xml:space="preserve">; तुलना गर्नुहोस् </w:t>
       </w:r>
-      <w:hyperlink r:id="rId27">
-        <w:r>
-          <w:rPr>
-            <w:lang w:val="ne_NP" w:bidi="ne_NP"/>
-          </w:rPr>
-          <w:rPr>
-            <w:color w:val="0000EE"/>
-            <w:u w:val="single"/>
-          </w:rPr>
-          <w:t>७:६–२७</w:t>
-        </w:r>
-      </w:hyperlink>
+      <w:r>
+        <w:rPr>
+          <w:lang w:val="ne_NP" w:bidi="ne_NP"/>
+        </w:rPr>
+        <w:t>७:६–२७</w:t>
+      </w:r>
       <w:r>
         <w:rPr>
           <w:lang w:val="ne_NP" w:bidi="ne_NP"/>
@@ -658,72 +568,48 @@
         </w:rPr>
         <w:t>नयाँ करारले यस निन्दालाई निरन्तरता दिन्छ। पश्चात्ताप बिना, व्यभिचारले मानिसहरूलाई परमेश्वरको राज्यबाट बाहिर राख्छ (</w:t>
       </w:r>
-      <w:hyperlink r:id="rId28">
-        <w:r>
-          <w:rPr>
-            <w:lang w:val="ne_NP" w:bidi="ne_NP"/>
-          </w:rPr>
-          <w:rPr>
-            <w:color w:val="0000EE"/>
-            <w:u w:val="single"/>
-          </w:rPr>
-          <w:t>१ कोरिन्थी ६:९</w:t>
-        </w:r>
-      </w:hyperlink>
+      <w:r>
+        <w:rPr>
+          <w:lang w:val="ne_NP" w:bidi="ne_NP"/>
+        </w:rPr>
+        <w:t>१ कोरिन्थी ६:९</w:t>
+      </w:r>
       <w:r>
         <w:rPr>
           <w:lang w:val="ne_NP" w:bidi="ne_NP"/>
         </w:rPr>
         <w:t>)। व्यभिचार भनेको आफ्नो छिमेकीलाई प्रेम गर्नुको विपरीत हो (</w:t>
       </w:r>
-      <w:hyperlink r:id="rId29">
-        <w:r>
-          <w:rPr>
-            <w:lang w:val="ne_NP" w:bidi="ne_NP"/>
-          </w:rPr>
-          <w:rPr>
-            <w:color w:val="0000EE"/>
-            <w:u w:val="single"/>
-          </w:rPr>
-          <w:t>रोमी १३:९</w:t>
-        </w:r>
-      </w:hyperlink>
+      <w:r>
+        <w:rPr>
+          <w:lang w:val="ne_NP" w:bidi="ne_NP"/>
+        </w:rPr>
+        <w:t>रोमी १३:९</w:t>
+      </w:r>
       <w:r>
         <w:rPr>
           <w:lang w:val="ne_NP" w:bidi="ne_NP"/>
         </w:rPr>
         <w:t>–</w:t>
       </w:r>
-      <w:hyperlink r:id="rId29">
-        <w:r>
-          <w:rPr>
-            <w:lang w:val="ne_NP" w:bidi="ne_NP"/>
-          </w:rPr>
-          <w:rPr>
-            <w:color w:val="0000EE"/>
-            <w:u w:val="single"/>
-          </w:rPr>
-          <w:t>१०</w:t>
-        </w:r>
-      </w:hyperlink>
+      <w:r>
+        <w:rPr>
+          <w:lang w:val="ne_NP" w:bidi="ne_NP"/>
+        </w:rPr>
+        <w:t>१०</w:t>
+      </w:r>
       <w:r>
         <w:rPr>
           <w:lang w:val="ne_NP" w:bidi="ne_NP"/>
         </w:rPr>
         <w:t>)। परमेश्वरले व्यभिचारीहरूलाई न्याय गर्नुहुनेछ (</w:t>
       </w:r>
-      <w:hyperlink r:id="rId30">
-        <w:r>
-          <w:rPr>
-            <w:lang w:val="ne_NP" w:bidi="ne_NP"/>
-          </w:rPr>
-          <w:rPr>
-            <w:color w:val="0000EE"/>
-            <w:u w:val="single"/>
-          </w:rPr>
-          <w:t>हिब्रू १३:४</w:t>
-        </w:r>
-      </w:hyperlink>
+      <w:r>
+        <w:rPr>
+          <w:lang w:val="ne_NP" w:bidi="ne_NP"/>
+        </w:rPr>
+        <w:t>हिब्रू १३:४</w:t>
+      </w:r>
       <w:r>
         <w:rPr>
           <w:lang w:val="ne_NP" w:bidi="ne_NP"/>
@@ -744,54 +630,36 @@
         </w:rPr>
         <w:t>पुरानो नियममा, व्यभिचारको सजाय पुरुष र महिलाका लागि मृत्युदण्ड थियो (</w:t>
       </w:r>
-      <w:hyperlink r:id="rId31">
-        <w:r>
-          <w:rPr>
-            <w:lang w:val="ne_NP" w:bidi="ne_NP"/>
-          </w:rPr>
-          <w:rPr>
-            <w:color w:val="0000EE"/>
-            <w:u w:val="single"/>
-          </w:rPr>
-          <w:t>लेवी २०:१०</w:t>
-        </w:r>
-      </w:hyperlink>
+      <w:r>
+        <w:rPr>
+          <w:lang w:val="ne_NP" w:bidi="ne_NP"/>
+        </w:rPr>
+        <w:t>लेवी २०:१०</w:t>
+      </w:r>
       <w:r>
         <w:rPr>
           <w:lang w:val="ne_NP" w:bidi="ne_NP"/>
         </w:rPr>
         <w:t xml:space="preserve">; </w:t>
       </w:r>
-      <w:hyperlink r:id="rId32">
-        <w:r>
-          <w:rPr>
-            <w:lang w:val="ne_NP" w:bidi="ne_NP"/>
-          </w:rPr>
-          <w:rPr>
-            <w:color w:val="0000EE"/>
-            <w:u w:val="single"/>
-          </w:rPr>
-          <w:t>व्यवस्था २२:२२</w:t>
-        </w:r>
-      </w:hyperlink>
+      <w:r>
+        <w:rPr>
+          <w:lang w:val="ne_NP" w:bidi="ne_NP"/>
+        </w:rPr>
+        <w:t>व्यवस्था २२:२२</w:t>
+      </w:r>
       <w:r>
         <w:rPr>
           <w:lang w:val="ne_NP" w:bidi="ne_NP"/>
         </w:rPr>
         <w:t>)।बलात्कारका घटनाहरू बाहेक (जहाँ केवल पुरुषलाई मात्र मार्नुपर्छ—</w:t>
       </w:r>
-      <w:hyperlink r:id="rId33">
-        <w:r>
-          <w:rPr>
-            <w:lang w:val="ne_NP" w:bidi="ne_NP"/>
-          </w:rPr>
-          <w:rPr>
-            <w:color w:val="0000EE"/>
-            <w:u w:val="single"/>
-          </w:rPr>
-          <w:t>व्यवस्था २२:२३–२७</w:t>
-        </w:r>
-      </w:hyperlink>
+      <w:r>
+        <w:rPr>
+          <w:lang w:val="ne_NP" w:bidi="ne_NP"/>
+        </w:rPr>
+        <w:t>व्यवस्था २२:२३–२७</w:t>
+      </w:r>
       <w:r>
         <w:rPr>
           <w:lang w:val="ne_NP" w:bidi="ne_NP"/>
@@ -810,18 +678,12 @@
         </w:rPr>
         <w:t>” भन्ने आदेश (</w:t>
       </w:r>
-      <w:hyperlink r:id="rId34">
-        <w:r>
-          <w:rPr>
-            <w:lang w:val="ne_NP" w:bidi="ne_NP"/>
-          </w:rPr>
-          <w:rPr>
-            <w:color w:val="0000EE"/>
-            <w:u w:val="single"/>
-          </w:rPr>
-          <w:t>व्यवस्था२२:२४</w:t>
-        </w:r>
-      </w:hyperlink>
+      <w:r>
+        <w:rPr>
+          <w:lang w:val="ne_NP" w:bidi="ne_NP"/>
+        </w:rPr>
+        <w:t>व्यवस्था२२:२४</w:t>
+      </w:r>
       <w:r>
         <w:rPr>
           <w:lang w:val="ne_NP" w:bidi="ne_NP"/>
@@ -848,36 +710,24 @@
         </w:rPr>
         <w:t>गन्ती</w:t>
       </w:r>
-      <w:hyperlink r:id="rId35">
-        <w:r>
-          <w:rPr>
-            <w:lang w:val="ne_NP" w:bidi="ne_NP"/>
-          </w:rPr>
-          <w:rPr>
-            <w:color w:val="0000EE"/>
-            <w:u w:val="single"/>
-          </w:rPr>
-          <w:t xml:space="preserve"> ५:११</w:t>
-        </w:r>
-      </w:hyperlink>
+      <w:r>
+        <w:rPr>
+          <w:lang w:val="ne_NP" w:bidi="ne_NP"/>
+        </w:rPr>
+        <w:t xml:space="preserve"> ५:११</w:t>
+      </w:r>
       <w:r>
         <w:rPr>
           <w:lang w:val="ne_NP" w:bidi="ne_NP"/>
         </w:rPr>
         <w:t>–</w:t>
       </w:r>
-      <w:hyperlink r:id="rId35">
-        <w:r>
-          <w:rPr>
-            <w:lang w:val="ne_NP" w:bidi="ne_NP"/>
-          </w:rPr>
-          <w:rPr>
-            <w:color w:val="0000EE"/>
-            <w:u w:val="single"/>
-          </w:rPr>
-          <w:t>३१</w:t>
-        </w:r>
-      </w:hyperlink>
+      <w:r>
+        <w:rPr>
+          <w:lang w:val="ne_NP" w:bidi="ne_NP"/>
+        </w:rPr>
+        <w:t>३१</w:t>
+      </w:r>
       <w:r>
         <w:rPr>
           <w:lang w:val="ne_NP" w:bidi="ne_NP"/>
@@ -898,90 +748,60 @@
         </w:rPr>
         <w:t>पुरानो र नयाँ नियम दुवैमा, व्यभिचारलाई परमेश्वरप्रति मानव अविश्वासको वर्णन गर्न प्रतीकात्मक रूपमा प्रयोग गरिएको छ। पुरानो नियमका अगमवक्ताहरूले आफ्ना जनहरूसँगको परमेश्वरको करारको सम्बन्धलाई विवाहसँग जोडेका छन् (</w:t>
       </w:r>
-      <w:hyperlink r:id="rId36">
-        <w:r>
-          <w:rPr>
-            <w:lang w:val="ne_NP" w:bidi="ne_NP"/>
-          </w:rPr>
-          <w:rPr>
-            <w:color w:val="0000EE"/>
-            <w:u w:val="single"/>
-          </w:rPr>
-          <w:t>यशैया ५४:५</w:t>
-        </w:r>
-      </w:hyperlink>
+      <w:r>
+        <w:rPr>
+          <w:lang w:val="ne_NP" w:bidi="ne_NP"/>
+        </w:rPr>
+        <w:t>यशैया ५४:५</w:t>
+      </w:r>
       <w:r>
         <w:rPr>
           <w:lang w:val="ne_NP" w:bidi="ne_NP"/>
         </w:rPr>
         <w:t>–</w:t>
       </w:r>
-      <w:hyperlink r:id="rId36">
-        <w:r>
-          <w:rPr>
-            <w:lang w:val="ne_NP" w:bidi="ne_NP"/>
-          </w:rPr>
-          <w:rPr>
-            <w:color w:val="0000EE"/>
-            <w:u w:val="single"/>
-          </w:rPr>
-          <w:t>८</w:t>
-        </w:r>
-      </w:hyperlink>
+      <w:r>
+        <w:rPr>
+          <w:lang w:val="ne_NP" w:bidi="ne_NP"/>
+        </w:rPr>
+        <w:t>८</w:t>
+      </w:r>
       <w:r>
         <w:rPr>
           <w:lang w:val="ne_NP" w:bidi="ne_NP"/>
         </w:rPr>
         <w:t xml:space="preserve">; तुलना गर्नुहोस् </w:t>
       </w:r>
-      <w:hyperlink r:id="rId37">
-        <w:r>
-          <w:rPr>
-            <w:lang w:val="ne_NP" w:bidi="ne_NP"/>
-          </w:rPr>
-          <w:rPr>
-            <w:color w:val="0000EE"/>
-            <w:u w:val="single"/>
-          </w:rPr>
-          <w:t>प्रकाश २१:२</w:t>
-        </w:r>
-      </w:hyperlink>
+      <w:r>
+        <w:rPr>
+          <w:lang w:val="ne_NP" w:bidi="ne_NP"/>
+        </w:rPr>
+        <w:t>प्रकाश २१:२</w:t>
+      </w:r>
       <w:r>
         <w:rPr>
           <w:lang w:val="ne_NP" w:bidi="ne_NP"/>
         </w:rPr>
         <w:t>)। त्यो सम्बन्ध तोड्नु, विशेष गरी मूर्तिपूजाको माध्यमबाट, आत्मिक व्यभिचार थियो (</w:t>
       </w:r>
-      <w:hyperlink r:id="rId38">
-        <w:r>
-          <w:rPr>
-            <w:lang w:val="ne_NP" w:bidi="ne_NP"/>
-          </w:rPr>
-          <w:rPr>
-            <w:color w:val="0000EE"/>
-            <w:u w:val="single"/>
-          </w:rPr>
-          <w:t>यर्मिया ५:७–८</w:t>
-        </w:r>
-      </w:hyperlink>
+      <w:r>
+        <w:rPr>
+          <w:lang w:val="ne_NP" w:bidi="ne_NP"/>
+        </w:rPr>
+        <w:t>यर्मिया ५:७–८</w:t>
+      </w:r>
       <w:r>
         <w:rPr>
           <w:lang w:val="ne_NP" w:bidi="ne_NP"/>
         </w:rPr>
         <w:t xml:space="preserve">; </w:t>
       </w:r>
-      <w:hyperlink r:id="rId39">
-        <w:r>
-          <w:rPr>
-            <w:lang w:val="ne_NP" w:bidi="ne_NP"/>
-          </w:rPr>
-          <w:rPr>
-            <w:color w:val="0000EE"/>
-            <w:u w:val="single"/>
-          </w:rPr>
-          <w:t>१३:२२–२७</w:t>
-        </w:r>
-      </w:hyperlink>
+      <w:r>
+        <w:rPr>
+          <w:lang w:val="ne_NP" w:bidi="ne_NP"/>
+        </w:rPr>
+        <w:t>१३:२२–२७</w:t>
+      </w:r>
       <w:r>
         <w:rPr>
           <w:lang w:val="ne_NP" w:bidi="ne_NP"/>
@@ -994,18 +814,12 @@
         </w:rPr>
         <w:t>इजकिएल</w:t>
       </w:r>
-      <w:hyperlink r:id="rId40">
-        <w:r>
-          <w:rPr>
-            <w:lang w:val="ne_NP" w:bidi="ne_NP"/>
-          </w:rPr>
-          <w:rPr>
-            <w:color w:val="0000EE"/>
-            <w:u w:val="single"/>
-          </w:rPr>
-          <w:t xml:space="preserve"> २३:३७</w:t>
-        </w:r>
-      </w:hyperlink>
+      <w:r>
+        <w:rPr>
+          <w:lang w:val="ne_NP" w:bidi="ne_NP"/>
+        </w:rPr>
+        <w:t xml:space="preserve"> २३:३७</w:t>
+      </w:r>
       <w:r>
         <w:rPr>
           <w:lang w:val="ne_NP" w:bidi="ne_NP"/>
@@ -1026,72 +840,48 @@
         </w:rPr>
         <w:t>येशूले आत्मिक व्यभिचारको यो विचारलाई ती मानिसहरूलाई वर्णन गर्न पनि प्रयोग गर्नुभयो जसले उहाँको दावीलाई अस्वीकार गरे वा उहाँको ईश्वरीय प्रकृतिको प्रमाण माग गरे (</w:t>
       </w:r>
-      <w:hyperlink r:id="rId41">
-        <w:r>
-          <w:rPr>
-            <w:lang w:val="ne_NP" w:bidi="ne_NP"/>
-          </w:rPr>
-          <w:rPr>
-            <w:color w:val="0000EE"/>
-            <w:u w:val="single"/>
-          </w:rPr>
-          <w:t>मत्ती १२:३९</w:t>
-        </w:r>
-      </w:hyperlink>
+      <w:r>
+        <w:rPr>
+          <w:lang w:val="ne_NP" w:bidi="ne_NP"/>
+        </w:rPr>
+        <w:t>मत्ती १२:३९</w:t>
+      </w:r>
       <w:r>
         <w:rPr>
           <w:lang w:val="ne_NP" w:bidi="ne_NP"/>
         </w:rPr>
         <w:t xml:space="preserve">; </w:t>
       </w:r>
-      <w:hyperlink r:id="rId42">
-        <w:r>
-          <w:rPr>
-            <w:lang w:val="ne_NP" w:bidi="ne_NP"/>
-          </w:rPr>
-          <w:rPr>
-            <w:color w:val="0000EE"/>
-            <w:u w:val="single"/>
-          </w:rPr>
-          <w:t>१६:४</w:t>
-        </w:r>
-      </w:hyperlink>
+      <w:r>
+        <w:rPr>
+          <w:lang w:val="ne_NP" w:bidi="ne_NP"/>
+        </w:rPr>
+        <w:t>१६:४</w:t>
+      </w:r>
       <w:r>
         <w:rPr>
           <w:lang w:val="ne_NP" w:bidi="ne_NP"/>
         </w:rPr>
         <w:t xml:space="preserve">; </w:t>
       </w:r>
-      <w:hyperlink r:id="rId43">
-        <w:r>
-          <w:rPr>
-            <w:lang w:val="ne_NP" w:bidi="ne_NP"/>
-          </w:rPr>
-          <w:rPr>
-            <w:color w:val="0000EE"/>
-            <w:u w:val="single"/>
-          </w:rPr>
-          <w:t>मर्कुस ८:३८</w:t>
-        </w:r>
-      </w:hyperlink>
+      <w:r>
+        <w:rPr>
+          <w:lang w:val="ne_NP" w:bidi="ne_NP"/>
+        </w:rPr>
+        <w:t>मर्कुस ८:३८</w:t>
+      </w:r>
       <w:r>
         <w:rPr>
           <w:lang w:val="ne_NP" w:bidi="ne_NP"/>
         </w:rPr>
         <w:t xml:space="preserve">)। </w:t>
       </w:r>
-      <w:hyperlink r:id="rId44">
-        <w:r>
-          <w:rPr>
-            <w:lang w:val="ne_NP" w:bidi="ne_NP"/>
-          </w:rPr>
-          <w:rPr>
-            <w:color w:val="0000EE"/>
-            <w:u w:val="single"/>
-          </w:rPr>
-          <w:t>याकूब ४:४</w:t>
-        </w:r>
-      </w:hyperlink>
+      <w:r>
+        <w:rPr>
+          <w:lang w:val="ne_NP" w:bidi="ne_NP"/>
+        </w:rPr>
+        <w:t>याकूब ४:४</w:t>
+      </w:r>
       <w:r>
         <w:rPr>
           <w:lang w:val="ne_NP" w:bidi="ne_NP"/>
@@ -1134,18 +924,12 @@
         </w:rPr>
         <w:t>जब परमेश्वरका मानिसहरू उहाँप्रति विश्वासघाती हुन्छन्, यो कति गम्भीर हुन्छ (</w:t>
       </w:r>
-      <w:hyperlink r:id="rId45">
-        <w:r>
-          <w:rPr>
-            <w:lang w:val="ne_NP" w:bidi="ne_NP"/>
-          </w:rPr>
-          <w:rPr>
-            <w:color w:val="0000EE"/>
-            <w:u w:val="single"/>
-          </w:rPr>
-          <w:t>होशे २:२–६</w:t>
-        </w:r>
-      </w:hyperlink>
+      <w:r>
+        <w:rPr>
+          <w:lang w:val="ne_NP" w:bidi="ne_NP"/>
+        </w:rPr>
+        <w:t>होशे २:२–६</w:t>
+      </w:r>
       <w:r>
         <w:rPr>
           <w:lang w:val="ne_NP" w:bidi="ne_NP"/>
@@ -1170,18 +954,12 @@
         </w:rPr>
         <w:t>परमेश्वरले सम्बन्ध पुनर्स्थापित गर्न कति धेरै चाहनुहुन्छ (</w:t>
       </w:r>
-      <w:hyperlink r:id="rId46">
-        <w:r>
-          <w:rPr>
-            <w:lang w:val="ne_NP" w:bidi="ne_NP"/>
-          </w:rPr>
-          <w:rPr>
-            <w:color w:val="0000EE"/>
-            <w:u w:val="single"/>
-          </w:rPr>
-          <w:t>३:१–५</w:t>
-        </w:r>
-      </w:hyperlink>
+      <w:r>
+        <w:rPr>
+          <w:lang w:val="ne_NP" w:bidi="ne_NP"/>
+        </w:rPr>
+        <w:t>३:१–५</w:t>
+      </w:r>
       <w:r>
         <w:rPr>
           <w:lang w:val="ne_NP" w:bidi="ne_NP"/>
@@ -1202,18 +980,12 @@
         </w:rPr>
         <w:t>परमेश्वरप्रति अविश्वासी हुनु (आत्मिक व्यभिचार)ले शारीरिक व्यभिचार जस्तै परमेश्वरको न्यायमा पुर्‍याउँछ। यद्यपि, दुवै अवस्थामा, परमेश्वरको सबैभन्दा बलियो इच्छा सम्बन्ध सुधार गर्नु हो। यो तब हुन्छ जब मानिसहरू साँच्चै आफ्ना गलत कार्यहरूबाट फर्कन्छन् र परमेश्वरकहाँ फर्कन्छन् (</w:t>
       </w:r>
-      <w:hyperlink r:id="rId47">
-        <w:r>
-          <w:rPr>
-            <w:lang w:val="ne_NP" w:bidi="ne_NP"/>
-          </w:rPr>
-          <w:rPr>
-            <w:color w:val="0000EE"/>
-            <w:u w:val="single"/>
-          </w:rPr>
-          <w:t>यर्मिया ३:१–१४</w:t>
-        </w:r>
-      </w:hyperlink>
+      <w:r>
+        <w:rPr>
+          <w:lang w:val="ne_NP" w:bidi="ne_NP"/>
+        </w:rPr>
+        <w:t>यर्मिया ३:१–१४</w:t>
+      </w:r>
       <w:r>
         <w:rPr>
           <w:lang w:val="ne_NP" w:bidi="ne_NP"/>
@@ -1226,18 +998,12 @@
         </w:rPr>
         <w:t>इजकिएल</w:t>
       </w:r>
-      <w:hyperlink r:id="rId48">
-        <w:r>
-          <w:rPr>
-            <w:lang w:val="ne_NP" w:bidi="ne_NP"/>
-          </w:rPr>
-          <w:rPr>
-            <w:color w:val="0000EE"/>
-            <w:u w:val="single"/>
-          </w:rPr>
-          <w:t xml:space="preserve"> १६:१–६३</w:t>
-        </w:r>
-      </w:hyperlink>
+      <w:r>
+        <w:rPr>
+          <w:lang w:val="ne_NP" w:bidi="ne_NP"/>
+        </w:rPr>
+        <w:t xml:space="preserve"> १६:१–६३</w:t>
+      </w:r>
       <w:r>
         <w:rPr>
           <w:lang w:val="ne_NP" w:bidi="ne_NP"/>
